--- a/Games/PC/Strategy/Commandos Behind Enemy Lines (2.51 GB)/2-Documentation (197 MB)/8-Archived Media Pages/Source.docx
+++ b/Games/PC/Strategy/Commandos Behind Enemy Lines (2.51 GB)/2-Documentation (197 MB)/8-Archived Media Pages/Source.docx
@@ -27,10 +27,18 @@
         <w:t>mobygames_com_game_976_commandos_behind_enemy_lines_covers</w:t>
       </w:r>
       <w:r>
+        <w:t>.pdf</w:t>
+      </w:r>
+      <w:r>
         <w:t xml:space="preserve"> -&gt; </w:t>
       </w:r>
-      <w:r>
-        <w:t xml:space="preserve">MobyGames </w:t>
+      <w:proofErr w:type="spellStart"/>
+      <w:r>
+        <w:t>MobyGames</w:t>
+      </w:r>
+      <w:proofErr w:type="spellEnd"/>
+      <w:r>
+        <w:t xml:space="preserve"> </w:t>
       </w:r>
       <w:r>
         <w:t>Covers</w:t>
@@ -42,16 +50,21 @@
         <w:t xml:space="preserve"> Commandos – Behind Enemy Lines</w:t>
       </w:r>
       <w:r>
+        <w:t>.pdf</w:t>
+      </w:r>
+      <w:r>
         <w:t>] [</w:t>
       </w:r>
       <w:r>
-        <w:t xml:space="preserve">MobyGames </w:t>
-      </w:r>
-      <w:r>
-        <w:t>Covers</w:t>
-      </w:r>
-      <w:r>
-        <w:t>: Commandos – Behind Enemy Lines</w:t>
+        <w:t xml:space="preserve">Commandos: Behind Enemy Lines - PC - Documentation 4 -&gt; </w:t>
+      </w:r>
+      <w:proofErr w:type="spellStart"/>
+      <w:r>
+        <w:t>MobyGames</w:t>
+      </w:r>
+      <w:proofErr w:type="spellEnd"/>
+      <w:r>
+        <w:t xml:space="preserve"> Covers - Commandos – Behind Enemy Lines</w:t>
       </w:r>
       <w:r>
         <w:t>]</w:t>
@@ -94,6 +107,39 @@
       </w:r>
       <w:r>
         <w:t>Entertainment</w:t>
+      </w:r>
+    </w:p>
+    <w:p>
+      <w:pPr>
+        <w:ind w:left="720"/>
+      </w:pPr>
+      <w:r>
+        <w:t xml:space="preserve">* </w:t>
+      </w:r>
+      <w:r>
+        <w:rPr>
+          <w:b/>
+          <w:bCs/>
+        </w:rPr>
+        <w:t xml:space="preserve">Source </w:t>
+      </w:r>
+      <w:r>
+        <w:rPr>
+          <w:b/>
+          <w:bCs/>
+        </w:rPr>
+        <w:t>Platform</w:t>
+      </w:r>
+      <w:r>
+        <w:t xml:space="preserve">: </w:t>
+      </w:r>
+      <w:proofErr w:type="spellStart"/>
+      <w:r>
+        <w:t>MobyGames</w:t>
+      </w:r>
+      <w:proofErr w:type="spellEnd"/>
+      <w:r>
+        <w:t xml:space="preserve"> (https://www.mobygames.com)</w:t>
       </w:r>
     </w:p>
     <w:p>
@@ -138,7 +184,18 @@
         <w:t>Download Server / Mirror</w:t>
       </w:r>
       <w:r>
-        <w:t>: www.mobygames.com</w:t>
+        <w:t xml:space="preserve">: </w:t>
+      </w:r>
+      <w:r>
+        <w:t>https://www.mobygames.com [</w:t>
+      </w:r>
+      <w:proofErr w:type="spellStart"/>
+      <w:r>
+        <w:t>MobyGames</w:t>
+      </w:r>
+      <w:proofErr w:type="spellEnd"/>
+      <w:r>
+        <w:t xml:space="preserve"> Main Web Server]</w:t>
       </w:r>
       <w:r>
         <w:br/>
@@ -152,7 +209,18 @@
         <w:t>Download Method</w:t>
       </w:r>
       <w:r>
-        <w:t>: https://www.sejda.com/html-to-pdf -&gt; convert html to pdf</w:t>
+        <w:t xml:space="preserve">: </w:t>
+      </w:r>
+      <w:r>
+        <w:t xml:space="preserve">Web Tool: </w:t>
+      </w:r>
+      <w:proofErr w:type="spellStart"/>
+      <w:r>
+        <w:t>Sejda</w:t>
+      </w:r>
+      <w:proofErr w:type="spellEnd"/>
+      <w:r>
+        <w:t xml:space="preserve"> - HTML to PDF (https://www.sejda.com/html-to-pdf) [convert html to pdf]</w:t>
       </w:r>
     </w:p>
     <w:p>
@@ -227,10 +295,34 @@
         <w:t xml:space="preserve">: </w:t>
       </w:r>
       <w:r>
-        <w:t xml:space="preserve">KINGSTON Games (F:)/Games/.. </w:t>
+        <w:t>KINGSTON Games (F:)/Games/..</w:t>
+      </w:r>
+      <w:r>
+        <w:t xml:space="preserve"> | </w:t>
+      </w:r>
+      <w:proofErr w:type="spellStart"/>
+      <w:r>
+        <w:t>StorageType</w:t>
+      </w:r>
+      <w:proofErr w:type="spellEnd"/>
+      <w:r>
+        <w:t xml:space="preserve">: Cloud -&gt; Platform: GitHub -&gt; Account: gamekingdomelbaf1 -&gt; Repository: </w:t>
+      </w:r>
+      <w:proofErr w:type="spellStart"/>
+      <w:r>
+        <w:t>KingdomheartsGame</w:t>
+      </w:r>
+      <w:proofErr w:type="spellEnd"/>
+      <w:r>
+        <w:t xml:space="preserve"> -&gt; Path: Games/PC/Strategy/Commandos Behind Enemy Lines (2.51 GB)/</w:t>
+      </w:r>
+      <w:r>
+        <w:t>..</w:t>
       </w:r>
       <w:r>
         <w:br/>
+      </w:r>
+      <w:r>
         <w:t xml:space="preserve">* </w:t>
       </w:r>
       <w:r>
@@ -270,10 +362,18 @@
         <w:t>mobygames_com_game_976_commandos_behind_enemy_lines_screenshots</w:t>
       </w:r>
       <w:r>
+        <w:t>.pdf</w:t>
+      </w:r>
+      <w:r>
         <w:t xml:space="preserve"> -&gt; </w:t>
       </w:r>
-      <w:r>
-        <w:t xml:space="preserve">MobyGames </w:t>
+      <w:proofErr w:type="spellStart"/>
+      <w:r>
+        <w:t>MobyGames</w:t>
+      </w:r>
+      <w:proofErr w:type="spellEnd"/>
+      <w:r>
+        <w:t xml:space="preserve"> </w:t>
       </w:r>
       <w:r>
         <w:t>Screenshots</w:t>
@@ -285,16 +385,21 @@
         <w:t xml:space="preserve"> Commandos – Behind Enemy Lines</w:t>
       </w:r>
       <w:r>
+        <w:t>.pdf</w:t>
+      </w:r>
+      <w:r>
         <w:t>] [</w:t>
       </w:r>
       <w:r>
-        <w:t xml:space="preserve">MobyGames </w:t>
-      </w:r>
-      <w:r>
-        <w:t>Screenshots</w:t>
-      </w:r>
-      <w:r>
-        <w:t>: Commandos – Behind Enemy Lines</w:t>
+        <w:t xml:space="preserve">Commandos: Behind Enemy Lines - PC - Documentation 5 -&gt; </w:t>
+      </w:r>
+      <w:proofErr w:type="spellStart"/>
+      <w:r>
+        <w:t>MobyGames</w:t>
+      </w:r>
+      <w:proofErr w:type="spellEnd"/>
+      <w:r>
+        <w:t xml:space="preserve"> Screenshots - Commandos – Behind Enemy Lines</w:t>
       </w:r>
       <w:r>
         <w:t>]</w:t>
@@ -344,6 +449,40 @@
         <w:ind w:left="720"/>
       </w:pPr>
       <w:r>
+        <w:t xml:space="preserve">* </w:t>
+      </w:r>
+      <w:r>
+        <w:rPr>
+          <w:b/>
+          <w:bCs/>
+        </w:rPr>
+        <w:t xml:space="preserve">Source </w:t>
+      </w:r>
+      <w:r>
+        <w:rPr>
+          <w:b/>
+          <w:bCs/>
+        </w:rPr>
+        <w:t>Platform</w:t>
+      </w:r>
+      <w:r>
+        <w:t xml:space="preserve">: </w:t>
+      </w:r>
+      <w:proofErr w:type="spellStart"/>
+      <w:r>
+        <w:t>MobyGames</w:t>
+      </w:r>
+      <w:proofErr w:type="spellEnd"/>
+      <w:r>
+        <w:t xml:space="preserve"> (https://www.mobygames.com)</w:t>
+      </w:r>
+    </w:p>
+    <w:p>
+      <w:pPr>
+        <w:ind w:left="720"/>
+      </w:pPr>
+      <w:r>
+        <w:lastRenderedPageBreak/>
         <w:t xml:space="preserve">* </w:t>
       </w:r>
       <w:r>
@@ -381,7 +520,18 @@
         <w:t>Download Server / Mirror</w:t>
       </w:r>
       <w:r>
-        <w:t>: www.mobygames.com</w:t>
+        <w:t xml:space="preserve">: </w:t>
+      </w:r>
+      <w:r>
+        <w:t>https://www.mobygames.com [</w:t>
+      </w:r>
+      <w:proofErr w:type="spellStart"/>
+      <w:r>
+        <w:t>MobyGames</w:t>
+      </w:r>
+      <w:proofErr w:type="spellEnd"/>
+      <w:r>
+        <w:t xml:space="preserve"> Main Web Server]</w:t>
       </w:r>
       <w:r>
         <w:br/>
@@ -395,7 +545,18 @@
         <w:t>Download Method</w:t>
       </w:r>
       <w:r>
-        <w:t>: https://www.sejda.com/html-to-pdf -&gt; convert html to pdf</w:t>
+        <w:t xml:space="preserve">: </w:t>
+      </w:r>
+      <w:r>
+        <w:t xml:space="preserve">Web Tool: </w:t>
+      </w:r>
+      <w:proofErr w:type="spellStart"/>
+      <w:r>
+        <w:t>Sejda</w:t>
+      </w:r>
+      <w:proofErr w:type="spellEnd"/>
+      <w:r>
+        <w:t xml:space="preserve"> - HTML to PDF (https://www.sejda.com/html-to-pdf) [convert html to pdf]</w:t>
       </w:r>
     </w:p>
     <w:p>
@@ -457,7 +618,6 @@
         <w:ind w:left="720"/>
       </w:pPr>
       <w:r>
-        <w:lastRenderedPageBreak/>
         <w:t xml:space="preserve">* </w:t>
       </w:r>
       <w:r>
@@ -471,10 +631,34 @@
         <w:t xml:space="preserve">: </w:t>
       </w:r>
       <w:r>
-        <w:t xml:space="preserve">KINGSTON Games (F:)/Games/.. </w:t>
+        <w:t>KINGSTON Games (F:)/Games/..</w:t>
+      </w:r>
+      <w:r>
+        <w:t xml:space="preserve"> | </w:t>
+      </w:r>
+      <w:proofErr w:type="spellStart"/>
+      <w:r>
+        <w:t>StorageType</w:t>
+      </w:r>
+      <w:proofErr w:type="spellEnd"/>
+      <w:r>
+        <w:t xml:space="preserve">: Cloud -&gt; Platform: GitHub -&gt; Account: gamekingdomelbaf1 -&gt; Repository: </w:t>
+      </w:r>
+      <w:proofErr w:type="spellStart"/>
+      <w:r>
+        <w:t>KingdomheartsGame</w:t>
+      </w:r>
+      <w:proofErr w:type="spellEnd"/>
+      <w:r>
+        <w:t xml:space="preserve"> -&gt; Path: Games/PC/Strategy/Commandos Behind Enemy Lines (2.51 GB)/</w:t>
+      </w:r>
+      <w:r>
+        <w:t>..</w:t>
       </w:r>
       <w:r>
         <w:br/>
+      </w:r>
+      <w:r>
         <w:t xml:space="preserve">* </w:t>
       </w:r>
       <w:r>
@@ -515,10 +699,18 @@
         <w:t>mobygames_com_game_976_commandos_behind_enemy_lines_media</w:t>
       </w:r>
       <w:r>
+        <w:t>.pdf</w:t>
+      </w:r>
+      <w:r>
         <w:t xml:space="preserve"> -&gt; </w:t>
       </w:r>
-      <w:r>
-        <w:t xml:space="preserve">MobyGames </w:t>
+      <w:proofErr w:type="spellStart"/>
+      <w:r>
+        <w:t>MobyGames</w:t>
+      </w:r>
+      <w:proofErr w:type="spellEnd"/>
+      <w:r>
+        <w:t xml:space="preserve"> </w:t>
       </w:r>
       <w:r>
         <w:t>Media</w:t>
@@ -530,16 +722,21 @@
         <w:t xml:space="preserve"> Commandos – Behind Enemy Lines</w:t>
       </w:r>
       <w:r>
+        <w:t>.pdf</w:t>
+      </w:r>
+      <w:r>
         <w:t>] [</w:t>
       </w:r>
       <w:r>
-        <w:t xml:space="preserve">MobyGames </w:t>
-      </w:r>
-      <w:r>
-        <w:t>Media</w:t>
-      </w:r>
-      <w:r>
-        <w:t>: Commandos – Behind Enemy Lines</w:t>
+        <w:t xml:space="preserve">Commandos: Behind Enemy Lines - PC - Documentation 6 -&gt; </w:t>
+      </w:r>
+      <w:proofErr w:type="spellStart"/>
+      <w:r>
+        <w:t>MobyGames</w:t>
+      </w:r>
+      <w:proofErr w:type="spellEnd"/>
+      <w:r>
+        <w:t xml:space="preserve"> Media - Commandos – Behind Enemy Lines</w:t>
       </w:r>
       <w:r>
         <w:t>]</w:t>
@@ -582,6 +779,39 @@
       </w:r>
       <w:r>
         <w:t>Entertainment</w:t>
+      </w:r>
+    </w:p>
+    <w:p>
+      <w:pPr>
+        <w:ind w:left="720"/>
+      </w:pPr>
+      <w:r>
+        <w:t xml:space="preserve">* </w:t>
+      </w:r>
+      <w:r>
+        <w:rPr>
+          <w:b/>
+          <w:bCs/>
+        </w:rPr>
+        <w:t xml:space="preserve">Source </w:t>
+      </w:r>
+      <w:r>
+        <w:rPr>
+          <w:b/>
+          <w:bCs/>
+        </w:rPr>
+        <w:t>Platform</w:t>
+      </w:r>
+      <w:r>
+        <w:t xml:space="preserve">: </w:t>
+      </w:r>
+      <w:proofErr w:type="spellStart"/>
+      <w:r>
+        <w:t>MobyGames</w:t>
+      </w:r>
+      <w:proofErr w:type="spellEnd"/>
+      <w:r>
+        <w:t xml:space="preserve"> (https://www.mobygames.com)</w:t>
       </w:r>
     </w:p>
     <w:p>
@@ -626,7 +856,18 @@
         <w:t>Download Server / Mirror</w:t>
       </w:r>
       <w:r>
-        <w:t>: www.mobygames.com</w:t>
+        <w:t xml:space="preserve">: </w:t>
+      </w:r>
+      <w:r>
+        <w:t>https://www.mobygames.com [</w:t>
+      </w:r>
+      <w:proofErr w:type="spellStart"/>
+      <w:r>
+        <w:t>MobyGames</w:t>
+      </w:r>
+      <w:proofErr w:type="spellEnd"/>
+      <w:r>
+        <w:t xml:space="preserve"> Main Web Server]</w:t>
       </w:r>
       <w:r>
         <w:br/>
@@ -640,7 +881,18 @@
         <w:t>Download Method</w:t>
       </w:r>
       <w:r>
-        <w:t>: https://www.sejda.com/html-to-pdf -&gt; convert html to pdf</w:t>
+        <w:t xml:space="preserve">: </w:t>
+      </w:r>
+      <w:r>
+        <w:t xml:space="preserve">Web Tool: </w:t>
+      </w:r>
+      <w:proofErr w:type="spellStart"/>
+      <w:r>
+        <w:t>Sejda</w:t>
+      </w:r>
+      <w:proofErr w:type="spellEnd"/>
+      <w:r>
+        <w:t xml:space="preserve"> - HTML to PDF (https://www.sejda.com/html-to-pdf) [convert html to pdf]</w:t>
       </w:r>
     </w:p>
     <w:p>
@@ -684,6 +936,7 @@
         <w:ind w:left="720"/>
       </w:pPr>
       <w:r>
+        <w:lastRenderedPageBreak/>
         <w:t xml:space="preserve">* </w:t>
       </w:r>
       <w:r>
@@ -715,10 +968,34 @@
         <w:t xml:space="preserve">: </w:t>
       </w:r>
       <w:r>
-        <w:t xml:space="preserve">KINGSTON Games (F:)/Games/.. </w:t>
+        <w:t>KINGSTON Games (F:)/Games/..</w:t>
+      </w:r>
+      <w:r>
+        <w:t xml:space="preserve"> | </w:t>
+      </w:r>
+      <w:proofErr w:type="spellStart"/>
+      <w:r>
+        <w:t>StorageType</w:t>
+      </w:r>
+      <w:proofErr w:type="spellEnd"/>
+      <w:r>
+        <w:t xml:space="preserve">: Cloud -&gt; Platform: GitHub -&gt; Account: gamekingdomelbaf1 -&gt; Repository: </w:t>
+      </w:r>
+      <w:proofErr w:type="spellStart"/>
+      <w:r>
+        <w:t>KingdomheartsGame</w:t>
+      </w:r>
+      <w:proofErr w:type="spellEnd"/>
+      <w:r>
+        <w:t xml:space="preserve"> -&gt; Path: Games/PC/Strategy/Commandos Behind Enemy Lines (2.51 GB)/</w:t>
+      </w:r>
+      <w:r>
+        <w:t>..</w:t>
       </w:r>
       <w:r>
         <w:br/>
+      </w:r>
+      <w:r>
         <w:t xml:space="preserve">* </w:t>
       </w:r>
       <w:r>
@@ -762,10 +1039,18 @@
         <w:t>mobygames_com_game_976_commandos_behind_enemy_lines_promo</w:t>
       </w:r>
       <w:r>
+        <w:t>.pdf</w:t>
+      </w:r>
+      <w:r>
         <w:t xml:space="preserve"> -&gt; </w:t>
       </w:r>
-      <w:r>
-        <w:t xml:space="preserve">MobyGames </w:t>
+      <w:proofErr w:type="spellStart"/>
+      <w:r>
+        <w:t>MobyGames</w:t>
+      </w:r>
+      <w:proofErr w:type="spellEnd"/>
+      <w:r>
+        <w:t xml:space="preserve"> </w:t>
       </w:r>
       <w:r>
         <w:t>Promos</w:t>
@@ -777,16 +1062,21 @@
         <w:t xml:space="preserve"> Commandos – Behind Enemy Lines</w:t>
       </w:r>
       <w:r>
+        <w:t>.pdf</w:t>
+      </w:r>
+      <w:r>
         <w:t>] [</w:t>
       </w:r>
       <w:r>
-        <w:t xml:space="preserve">MobyGames </w:t>
-      </w:r>
-      <w:r>
-        <w:t>Promos</w:t>
-      </w:r>
-      <w:r>
-        <w:t>: Commandos – Behind Enemy Lines</w:t>
+        <w:t xml:space="preserve">Commandos: Behind Enemy Lines - PC - Documentation 7 -&gt; </w:t>
+      </w:r>
+      <w:proofErr w:type="spellStart"/>
+      <w:r>
+        <w:t>MobyGames</w:t>
+      </w:r>
+      <w:proofErr w:type="spellEnd"/>
+      <w:r>
+        <w:t xml:space="preserve"> Promos - Commandos – Behind Enemy Lines</w:t>
       </w:r>
       <w:r>
         <w:t>]</w:t>
@@ -829,6 +1119,39 @@
       </w:r>
       <w:r>
         <w:t>Entertainment</w:t>
+      </w:r>
+    </w:p>
+    <w:p>
+      <w:pPr>
+        <w:ind w:left="720"/>
+      </w:pPr>
+      <w:r>
+        <w:t xml:space="preserve">* </w:t>
+      </w:r>
+      <w:r>
+        <w:rPr>
+          <w:b/>
+          <w:bCs/>
+        </w:rPr>
+        <w:t xml:space="preserve">Source </w:t>
+      </w:r>
+      <w:r>
+        <w:rPr>
+          <w:b/>
+          <w:bCs/>
+        </w:rPr>
+        <w:t>Platform</w:t>
+      </w:r>
+      <w:r>
+        <w:t xml:space="preserve">: </w:t>
+      </w:r>
+      <w:proofErr w:type="spellStart"/>
+      <w:r>
+        <w:t>MobyGames</w:t>
+      </w:r>
+      <w:proofErr w:type="spellEnd"/>
+      <w:r>
+        <w:t xml:space="preserve"> (https://www.mobygames.com)</w:t>
       </w:r>
     </w:p>
     <w:p>
@@ -873,7 +1196,18 @@
         <w:t>Download Server / Mirror</w:t>
       </w:r>
       <w:r>
-        <w:t>: www.mobygames.com</w:t>
+        <w:t xml:space="preserve">: </w:t>
+      </w:r>
+      <w:r>
+        <w:t>https://www.mobygames.com [</w:t>
+      </w:r>
+      <w:proofErr w:type="spellStart"/>
+      <w:r>
+        <w:t>MobyGames</w:t>
+      </w:r>
+      <w:proofErr w:type="spellEnd"/>
+      <w:r>
+        <w:t xml:space="preserve"> Main Web Server]</w:t>
       </w:r>
       <w:r>
         <w:br/>
@@ -887,15 +1221,25 @@
         <w:t>Download Method</w:t>
       </w:r>
       <w:r>
-        <w:t>: https://www.sejda.com/html-to-pdf -&gt; convert html to pdf</w:t>
-      </w:r>
-    </w:p>
-    <w:p>
-      <w:pPr>
-        <w:ind w:left="720"/>
-      </w:pPr>
-      <w:r>
-        <w:lastRenderedPageBreak/>
+        <w:t xml:space="preserve">: </w:t>
+      </w:r>
+      <w:r>
+        <w:t xml:space="preserve">Web Tool: </w:t>
+      </w:r>
+      <w:proofErr w:type="spellStart"/>
+      <w:r>
+        <w:t>Sejda</w:t>
+      </w:r>
+      <w:proofErr w:type="spellEnd"/>
+      <w:r>
+        <w:t xml:space="preserve"> - HTML to PDF (https://www.sejda.com/html-to-pdf) [convert html to pdf]</w:t>
+      </w:r>
+    </w:p>
+    <w:p>
+      <w:pPr>
+        <w:ind w:left="720"/>
+      </w:pPr>
+      <w:r>
         <w:t xml:space="preserve">* </w:t>
       </w:r>
       <w:r>
@@ -963,10 +1307,34 @@
         <w:t xml:space="preserve">: </w:t>
       </w:r>
       <w:r>
-        <w:t xml:space="preserve">KINGSTON Games (F:)/Games/.. </w:t>
+        <w:t>KINGSTON Games (F:)/Games/..</w:t>
+      </w:r>
+      <w:r>
+        <w:t xml:space="preserve"> | </w:t>
+      </w:r>
+      <w:proofErr w:type="spellStart"/>
+      <w:r>
+        <w:t>StorageType</w:t>
+      </w:r>
+      <w:proofErr w:type="spellEnd"/>
+      <w:r>
+        <w:t xml:space="preserve">: Cloud -&gt; Platform: GitHub -&gt; Account: gamekingdomelbaf1 -&gt; Repository: </w:t>
+      </w:r>
+      <w:proofErr w:type="spellStart"/>
+      <w:r>
+        <w:t>KingdomheartsGame</w:t>
+      </w:r>
+      <w:proofErr w:type="spellEnd"/>
+      <w:r>
+        <w:t xml:space="preserve"> -&gt; Path: Games/PC/Strategy/Commandos Behind Enemy Lines (2.51 GB)/</w:t>
+      </w:r>
+      <w:r>
+        <w:t>..</w:t>
       </w:r>
       <w:r>
         <w:br/>
+      </w:r>
+      <w:r>
         <w:t xml:space="preserve">* </w:t>
       </w:r>
       <w:r>

--- a/Games/PC/Strategy/Commandos Behind Enemy Lines (2.51 GB)/2-Documentation (197 MB)/8-Archived Media Pages/Source.docx
+++ b/Games/PC/Strategy/Commandos Behind Enemy Lines (2.51 GB)/2-Documentation (197 MB)/8-Archived Media Pages/Source.docx
@@ -11,26 +11,37 @@
         </w:numPr>
       </w:pPr>
       <w:r>
-        <w:t xml:space="preserve">* </w:t>
-      </w:r>
-      <w:r>
-        <w:rPr>
-          <w:b/>
+        <w:rPr>
           <w:bCs/>
         </w:rPr>
-        <w:t>Download Name</w:t>
-      </w:r>
-      <w:r>
-        <w:t>: [</w:t>
-      </w:r>
-      <w:r>
-        <w:t>mobygames_com_game_976_commandos_behind_enemy_lines_covers</w:t>
-      </w:r>
-      <w:r>
-        <w:t>.pdf</w:t>
-      </w:r>
-      <w:r>
-        <w:t xml:space="preserve"> -&gt; </w:t>
+        <w:t>*</w:t>
+      </w:r>
+      <w:r>
+        <w:rPr>
+          <w:b/>
+        </w:rPr>
+        <w:t xml:space="preserve"> Source ID: </w:t>
+      </w:r>
+      <w:r>
+        <w:rPr>
+          <w:bCs/>
+        </w:rPr>
+        <w:t>133</w:t>
+      </w:r>
+      <w:r>
+        <w:br/>
+      </w:r>
+      <w:r>
+        <w:t xml:space="preserve">* </w:t>
+      </w:r>
+      <w:r>
+        <w:rPr>
+          <w:b/>
+        </w:rPr>
+        <w:t>Content Title</w:t>
+      </w:r>
+      <w:r>
+        <w:t xml:space="preserve">: [mobygames_com_game_976_commandos_behind_enemy_lines_covers.pdf -&gt; </w:t>
       </w:r>
       <w:proofErr w:type="spellStart"/>
       <w:r>
@@ -38,25 +49,7 @@
       </w:r>
       <w:proofErr w:type="spellEnd"/>
       <w:r>
-        <w:t xml:space="preserve"> </w:t>
-      </w:r>
-      <w:r>
-        <w:t>Covers</w:t>
-      </w:r>
-      <w:r>
-        <w:t xml:space="preserve"> -</w:t>
-      </w:r>
-      <w:r>
-        <w:t xml:space="preserve"> Commandos – Behind Enemy Lines</w:t>
-      </w:r>
-      <w:r>
-        <w:t>.pdf</w:t>
-      </w:r>
-      <w:r>
-        <w:t>] [</w:t>
-      </w:r>
-      <w:r>
-        <w:t xml:space="preserve">Commandos: Behind Enemy Lines - PC - Documentation 4 -&gt; </w:t>
+        <w:t xml:space="preserve"> Covers - Commandos – Behind Enemy Lines.pdf] [Commandos: Behind Enemy Lines - PC - Documentation 4 -&gt; </w:t>
       </w:r>
       <w:proofErr w:type="spellStart"/>
       <w:r>
@@ -64,25 +57,21 @@
       </w:r>
       <w:proofErr w:type="spellEnd"/>
       <w:r>
-        <w:t xml:space="preserve"> Covers - Commandos – Behind Enemy Lines</w:t>
-      </w:r>
-      <w:r>
-        <w:t>]</w:t>
-      </w:r>
-    </w:p>
-    <w:p>
-      <w:pPr>
-        <w:ind w:left="720"/>
-      </w:pPr>
-      <w:r>
-        <w:t xml:space="preserve">* </w:t>
-      </w:r>
-      <w:r>
-        <w:rPr>
-          <w:b/>
-          <w:bCs/>
-        </w:rPr>
-        <w:t>Download Type</w:t>
+        <w:t xml:space="preserve"> Covers - Commandos – Behind Enemy Lines]</w:t>
+      </w:r>
+    </w:p>
+    <w:p>
+      <w:pPr>
+        <w:ind w:left="720"/>
+      </w:pPr>
+      <w:r>
+        <w:t xml:space="preserve">* </w:t>
+      </w:r>
+      <w:r>
+        <w:rPr>
+          <w:b/>
+        </w:rPr>
+        <w:t>Content Type</w:t>
       </w:r>
       <w:r>
         <w:t>: Document</w:t>
@@ -98,41 +87,29 @@
       <w:r>
         <w:rPr>
           <w:b/>
-          <w:bCs/>
-        </w:rPr>
-        <w:t>Source Type</w:t>
+        </w:rPr>
+        <w:t>Domain</w:t>
+      </w:r>
+      <w:r>
+        <w:t>: Entertainment</w:t>
+      </w:r>
+    </w:p>
+    <w:p>
+      <w:pPr>
+        <w:ind w:left="720"/>
+      </w:pPr>
+      <w:r>
+        <w:t xml:space="preserve">* </w:t>
+      </w:r>
+      <w:r>
+        <w:rPr>
+          <w:b/>
+        </w:rPr>
+        <w:t>Source Platform</w:t>
       </w:r>
       <w:r>
         <w:t xml:space="preserve">: </w:t>
       </w:r>
-      <w:r>
-        <w:t>Entertainment</w:t>
-      </w:r>
-    </w:p>
-    <w:p>
-      <w:pPr>
-        <w:ind w:left="720"/>
-      </w:pPr>
-      <w:r>
-        <w:t xml:space="preserve">* </w:t>
-      </w:r>
-      <w:r>
-        <w:rPr>
-          <w:b/>
-          <w:bCs/>
-        </w:rPr>
-        <w:t xml:space="preserve">Source </w:t>
-      </w:r>
-      <w:r>
-        <w:rPr>
-          <w:b/>
-          <w:bCs/>
-        </w:rPr>
-        <w:t>Platform</w:t>
-      </w:r>
-      <w:r>
-        <w:t xml:space="preserve">: </w:t>
-      </w:r>
       <w:proofErr w:type="spellStart"/>
       <w:r>
         <w:t>MobyGames</w:t>
@@ -152,9 +129,8 @@
       <w:r>
         <w:rPr>
           <w:b/>
-          <w:bCs/>
-        </w:rPr>
-        <w:t>Download Source</w:t>
+        </w:rPr>
+        <w:t>Source Reference</w:t>
       </w:r>
       <w:r>
         <w:t xml:space="preserve">: </w:t>
@@ -168,26 +144,60 @@
         </w:r>
       </w:hyperlink>
       <w:r>
+        <w:br/>
+        <w:t xml:space="preserve">* </w:t>
+      </w:r>
+      <w:r>
+        <w:rPr>
+          <w:b/>
+          <w:bCs/>
+        </w:rPr>
+        <w:t>Source Type</w:t>
+      </w:r>
+      <w:r>
+        <w:t xml:space="preserve">: </w:t>
+      </w:r>
+      <w:r>
+        <w:t>Converted</w:t>
+      </w:r>
+      <w:r>
+        <w:br/>
+        <w:t xml:space="preserve">* </w:t>
+      </w:r>
+      <w:r>
+        <w:rPr>
+          <w:b/>
+          <w:bCs/>
+        </w:rPr>
+        <w:t>Source Nature:</w:t>
+      </w:r>
+      <w:r>
         <w:t xml:space="preserve"> </w:t>
       </w:r>
       <w:r>
+        <w:t>D</w:t>
+      </w:r>
+      <w:r>
+        <w:t>igital</w:t>
+      </w:r>
+      <w:r>
+        <w:t xml:space="preserve">   </w:t>
+      </w:r>
+      <w:r>
+        <w:t xml:space="preserve"> </w:t>
+      </w:r>
+      <w:r>
         <w:br/>
-      </w:r>
-      <w:r>
-        <w:t xml:space="preserve">* </w:t>
-      </w:r>
-      <w:r>
-        <w:rPr>
-          <w:b/>
-          <w:bCs/>
-        </w:rPr>
-        <w:t>Download Server / Mirror</w:t>
-      </w:r>
-      <w:r>
-        <w:t xml:space="preserve">: </w:t>
-      </w:r>
-      <w:r>
-        <w:t>https://www.mobygames.com [</w:t>
+        <w:t xml:space="preserve">* </w:t>
+      </w:r>
+      <w:r>
+        <w:rPr>
+          <w:b/>
+        </w:rPr>
+        <w:t>Storage Host</w:t>
+      </w:r>
+      <w:r>
+        <w:t>: https://www.mobygames.com [</w:t>
       </w:r>
       <w:proofErr w:type="spellStart"/>
       <w:r>
@@ -204,15 +214,11 @@
       <w:r>
         <w:rPr>
           <w:b/>
-          <w:bCs/>
-        </w:rPr>
-        <w:t>Download Method</w:t>
-      </w:r>
-      <w:r>
-        <w:t xml:space="preserve">: </w:t>
-      </w:r>
-      <w:r>
-        <w:t xml:space="preserve">Web Tool: </w:t>
+        </w:rPr>
+        <w:t>Acquisition Method</w:t>
+      </w:r>
+      <w:r>
+        <w:t xml:space="preserve">: Web Tool: </w:t>
       </w:r>
       <w:proofErr w:type="spellStart"/>
       <w:r>
@@ -233,9 +239,8 @@
       <w:r>
         <w:rPr>
           <w:b/>
-          <w:bCs/>
-        </w:rPr>
-        <w:t>Download Format</w:t>
+        </w:rPr>
+        <w:t>File Format</w:t>
       </w:r>
       <w:r>
         <w:t>: .pdf</w:t>
@@ -251,9 +256,8 @@
       <w:r>
         <w:rPr>
           <w:b/>
-          <w:bCs/>
-        </w:rPr>
-        <w:t>Download Quality</w:t>
+        </w:rPr>
+        <w:t>Content Quality</w:t>
       </w:r>
       <w:r>
         <w:t xml:space="preserve">: Medium </w:t>
@@ -269,9 +273,8 @@
       <w:r>
         <w:rPr>
           <w:b/>
-          <w:bCs/>
-        </w:rPr>
-        <w:t>Download Date</w:t>
+        </w:rPr>
+        <w:t>Acquisition Date</w:t>
       </w:r>
       <w:r>
         <w:t>: 8/28/2025</w:t>
@@ -287,16 +290,17 @@
       <w:r>
         <w:rPr>
           <w:b/>
-          <w:bCs/>
-        </w:rPr>
-        <w:t>Saved Location</w:t>
-      </w:r>
-      <w:r>
-        <w:t xml:space="preserve">: </w:t>
-      </w:r>
-      <w:r>
-        <w:t>KINGSTON Games (F:)/Games/..</w:t>
-      </w:r>
+        </w:rPr>
+        <w:t>Storage Location</w:t>
+      </w:r>
+      <w:r>
+        <w:t>: KINGSTON Games (F:)/Games</w:t>
+      </w:r>
+      <w:proofErr w:type="gramStart"/>
+      <w:r>
+        <w:t>/..</w:t>
+      </w:r>
+      <w:proofErr w:type="gramEnd"/>
       <w:r>
         <w:t xml:space="preserve"> | </w:t>
       </w:r>
@@ -314,21 +318,20 @@
       </w:r>
       <w:proofErr w:type="spellEnd"/>
       <w:r>
-        <w:t xml:space="preserve"> -&gt; Path: Games/PC/Strategy/Commandos Behind Enemy Lines (2.51 GB)/</w:t>
-      </w:r>
-      <w:r>
-        <w:t>..</w:t>
-      </w:r>
+        <w:t xml:space="preserve"> -&gt; Path: Games/PC/Strategy/Commandos Behind Enemy Lines (2.51 </w:t>
+      </w:r>
+      <w:proofErr w:type="gramStart"/>
+      <w:r>
+        <w:t>GB)/..</w:t>
+      </w:r>
+      <w:proofErr w:type="gramEnd"/>
       <w:r>
         <w:br/>
-      </w:r>
-      <w:r>
-        <w:t xml:space="preserve">* </w:t>
-      </w:r>
-      <w:r>
-        <w:rPr>
-          <w:b/>
-          <w:bCs/>
+        <w:t xml:space="preserve">* </w:t>
+      </w:r>
+      <w:r>
+        <w:rPr>
+          <w:b/>
         </w:rPr>
         <w:t>Notes</w:t>
       </w:r>
@@ -346,26 +349,37 @@
         </w:numPr>
       </w:pPr>
       <w:r>
-        <w:t xml:space="preserve">* </w:t>
-      </w:r>
-      <w:r>
-        <w:rPr>
-          <w:b/>
+        <w:rPr>
           <w:bCs/>
         </w:rPr>
-        <w:t>Download Name</w:t>
-      </w:r>
-      <w:r>
-        <w:t>: [</w:t>
-      </w:r>
-      <w:r>
-        <w:t>mobygames_com_game_976_commandos_behind_enemy_lines_screenshots</w:t>
-      </w:r>
-      <w:r>
-        <w:t>.pdf</w:t>
-      </w:r>
-      <w:r>
-        <w:t xml:space="preserve"> -&gt; </w:t>
+        <w:t>*</w:t>
+      </w:r>
+      <w:r>
+        <w:rPr>
+          <w:b/>
+        </w:rPr>
+        <w:t xml:space="preserve"> Source ID: </w:t>
+      </w:r>
+      <w:r>
+        <w:rPr>
+          <w:bCs/>
+        </w:rPr>
+        <w:t>134</w:t>
+      </w:r>
+      <w:r>
+        <w:br/>
+      </w:r>
+      <w:r>
+        <w:t xml:space="preserve">* </w:t>
+      </w:r>
+      <w:r>
+        <w:rPr>
+          <w:b/>
+        </w:rPr>
+        <w:t>Content Title</w:t>
+      </w:r>
+      <w:r>
+        <w:t xml:space="preserve">: [mobygames_com_game_976_commandos_behind_enemy_lines_screenshots.pdf -&gt; </w:t>
       </w:r>
       <w:proofErr w:type="spellStart"/>
       <w:r>
@@ -373,25 +387,7 @@
       </w:r>
       <w:proofErr w:type="spellEnd"/>
       <w:r>
-        <w:t xml:space="preserve"> </w:t>
-      </w:r>
-      <w:r>
-        <w:t>Screenshots</w:t>
-      </w:r>
-      <w:r>
-        <w:t xml:space="preserve"> -</w:t>
-      </w:r>
-      <w:r>
-        <w:t xml:space="preserve"> Commandos – Behind Enemy Lines</w:t>
-      </w:r>
-      <w:r>
-        <w:t>.pdf</w:t>
-      </w:r>
-      <w:r>
-        <w:t>] [</w:t>
-      </w:r>
-      <w:r>
-        <w:t xml:space="preserve">Commandos: Behind Enemy Lines - PC - Documentation 5 -&gt; </w:t>
+        <w:t xml:space="preserve"> Screenshots - Commandos – Behind Enemy Lines.pdf] [Commandos: Behind Enemy Lines - PC - Documentation 5 -&gt; </w:t>
       </w:r>
       <w:proofErr w:type="spellStart"/>
       <w:r>
@@ -399,25 +395,21 @@
       </w:r>
       <w:proofErr w:type="spellEnd"/>
       <w:r>
-        <w:t xml:space="preserve"> Screenshots - Commandos – Behind Enemy Lines</w:t>
-      </w:r>
-      <w:r>
-        <w:t>]</w:t>
-      </w:r>
-    </w:p>
-    <w:p>
-      <w:pPr>
-        <w:ind w:left="720"/>
-      </w:pPr>
-      <w:r>
-        <w:t xml:space="preserve">* </w:t>
-      </w:r>
-      <w:r>
-        <w:rPr>
-          <w:b/>
-          <w:bCs/>
-        </w:rPr>
-        <w:t>Download Type</w:t>
+        <w:t xml:space="preserve"> Screenshots - Commandos – Behind Enemy Lines]</w:t>
+      </w:r>
+    </w:p>
+    <w:p>
+      <w:pPr>
+        <w:ind w:left="720"/>
+      </w:pPr>
+      <w:r>
+        <w:t xml:space="preserve">* </w:t>
+      </w:r>
+      <w:r>
+        <w:rPr>
+          <w:b/>
+        </w:rPr>
+        <w:t>Content Type</w:t>
       </w:r>
       <w:r>
         <w:t>: Document</w:t>
@@ -433,41 +425,30 @@
       <w:r>
         <w:rPr>
           <w:b/>
-          <w:bCs/>
-        </w:rPr>
-        <w:t>Source Type</w:t>
+        </w:rPr>
+        <w:t>Domain</w:t>
+      </w:r>
+      <w:r>
+        <w:t>: Entertainment</w:t>
+      </w:r>
+    </w:p>
+    <w:p>
+      <w:pPr>
+        <w:ind w:left="720"/>
+      </w:pPr>
+      <w:r>
+        <w:lastRenderedPageBreak/>
+        <w:t xml:space="preserve">* </w:t>
+      </w:r>
+      <w:r>
+        <w:rPr>
+          <w:b/>
+        </w:rPr>
+        <w:t>Source Platform</w:t>
       </w:r>
       <w:r>
         <w:t xml:space="preserve">: </w:t>
       </w:r>
-      <w:r>
-        <w:t>Entertainment</w:t>
-      </w:r>
-    </w:p>
-    <w:p>
-      <w:pPr>
-        <w:ind w:left="720"/>
-      </w:pPr>
-      <w:r>
-        <w:t xml:space="preserve">* </w:t>
-      </w:r>
-      <w:r>
-        <w:rPr>
-          <w:b/>
-          <w:bCs/>
-        </w:rPr>
-        <w:t xml:space="preserve">Source </w:t>
-      </w:r>
-      <w:r>
-        <w:rPr>
-          <w:b/>
-          <w:bCs/>
-        </w:rPr>
-        <w:t>Platform</w:t>
-      </w:r>
-      <w:r>
-        <w:t xml:space="preserve">: </w:t>
-      </w:r>
       <w:proofErr w:type="spellStart"/>
       <w:r>
         <w:t>MobyGames</w:t>
@@ -482,15 +463,13 @@
         <w:ind w:left="720"/>
       </w:pPr>
       <w:r>
-        <w:lastRenderedPageBreak/>
-        <w:t xml:space="preserve">* </w:t>
-      </w:r>
-      <w:r>
-        <w:rPr>
-          <w:b/>
-          <w:bCs/>
-        </w:rPr>
-        <w:t>Download Source</w:t>
+        <w:t xml:space="preserve">* </w:t>
+      </w:r>
+      <w:r>
+        <w:rPr>
+          <w:b/>
+        </w:rPr>
+        <w:t>Source Reference</w:t>
       </w:r>
       <w:r>
         <w:t xml:space="preserve">: </w:t>
@@ -504,26 +483,57 @@
         </w:r>
       </w:hyperlink>
       <w:r>
+        <w:br/>
+        <w:t xml:space="preserve">* </w:t>
+      </w:r>
+      <w:r>
+        <w:rPr>
+          <w:b/>
+          <w:bCs/>
+        </w:rPr>
+        <w:t>Source Type</w:t>
+      </w:r>
+      <w:r>
+        <w:t xml:space="preserve">: </w:t>
+      </w:r>
+      <w:r>
+        <w:t>Converted</w:t>
+      </w:r>
+      <w:r>
+        <w:br/>
+        <w:t xml:space="preserve">* </w:t>
+      </w:r>
+      <w:r>
+        <w:rPr>
+          <w:b/>
+          <w:bCs/>
+        </w:rPr>
+        <w:t>Source Nature:</w:t>
+      </w:r>
+      <w:r>
         <w:t xml:space="preserve"> </w:t>
       </w:r>
       <w:r>
+        <w:t>D</w:t>
+      </w:r>
+      <w:r>
+        <w:t>igital</w:t>
+      </w:r>
+      <w:r>
+        <w:t xml:space="preserve"> </w:t>
+      </w:r>
+      <w:r>
         <w:br/>
-      </w:r>
-      <w:r>
-        <w:t xml:space="preserve">* </w:t>
-      </w:r>
-      <w:r>
-        <w:rPr>
-          <w:b/>
-          <w:bCs/>
-        </w:rPr>
-        <w:t>Download Server / Mirror</w:t>
-      </w:r>
-      <w:r>
-        <w:t xml:space="preserve">: </w:t>
-      </w:r>
-      <w:r>
-        <w:t>https://www.mobygames.com [</w:t>
+        <w:t xml:space="preserve">* </w:t>
+      </w:r>
+      <w:r>
+        <w:rPr>
+          <w:b/>
+        </w:rPr>
+        <w:t>Storage Host</w:t>
+      </w:r>
+      <w:r>
+        <w:t>: https://www.mobygames.com [</w:t>
       </w:r>
       <w:proofErr w:type="spellStart"/>
       <w:r>
@@ -540,15 +550,11 @@
       <w:r>
         <w:rPr>
           <w:b/>
-          <w:bCs/>
-        </w:rPr>
-        <w:t>Download Method</w:t>
-      </w:r>
-      <w:r>
-        <w:t xml:space="preserve">: </w:t>
-      </w:r>
-      <w:r>
-        <w:t xml:space="preserve">Web Tool: </w:t>
+        </w:rPr>
+        <w:t>Acquisition Method</w:t>
+      </w:r>
+      <w:r>
+        <w:t xml:space="preserve">: Web Tool: </w:t>
       </w:r>
       <w:proofErr w:type="spellStart"/>
       <w:r>
@@ -569,9 +575,8 @@
       <w:r>
         <w:rPr>
           <w:b/>
-          <w:bCs/>
-        </w:rPr>
-        <w:t>Download Format</w:t>
+        </w:rPr>
+        <w:t>File Format</w:t>
       </w:r>
       <w:r>
         <w:t>: .pdf</w:t>
@@ -587,9 +592,8 @@
       <w:r>
         <w:rPr>
           <w:b/>
-          <w:bCs/>
-        </w:rPr>
-        <w:t>Download Quality</w:t>
+        </w:rPr>
+        <w:t>Content Quality</w:t>
       </w:r>
       <w:r>
         <w:t xml:space="preserve">: Medium </w:t>
@@ -605,9 +609,8 @@
       <w:r>
         <w:rPr>
           <w:b/>
-          <w:bCs/>
-        </w:rPr>
-        <w:t>Download Date</w:t>
+        </w:rPr>
+        <w:t>Acquisition Date</w:t>
       </w:r>
       <w:r>
         <w:t>: 8/28/2025</w:t>
@@ -623,16 +626,17 @@
       <w:r>
         <w:rPr>
           <w:b/>
-          <w:bCs/>
-        </w:rPr>
-        <w:t>Saved Location</w:t>
-      </w:r>
-      <w:r>
-        <w:t xml:space="preserve">: </w:t>
-      </w:r>
-      <w:r>
-        <w:t>KINGSTON Games (F:)/Games/..</w:t>
-      </w:r>
+        </w:rPr>
+        <w:t>Storage Location</w:t>
+      </w:r>
+      <w:r>
+        <w:t>: KINGSTON Games (F:)/Games</w:t>
+      </w:r>
+      <w:proofErr w:type="gramStart"/>
+      <w:r>
+        <w:t>/..</w:t>
+      </w:r>
+      <w:proofErr w:type="gramEnd"/>
       <w:r>
         <w:t xml:space="preserve"> | </w:t>
       </w:r>
@@ -650,21 +654,20 @@
       </w:r>
       <w:proofErr w:type="spellEnd"/>
       <w:r>
-        <w:t xml:space="preserve"> -&gt; Path: Games/PC/Strategy/Commandos Behind Enemy Lines (2.51 GB)/</w:t>
-      </w:r>
-      <w:r>
-        <w:t>..</w:t>
-      </w:r>
+        <w:t xml:space="preserve"> -&gt; Path: Games/PC/Strategy/Commandos Behind Enemy Lines (2.51 </w:t>
+      </w:r>
+      <w:proofErr w:type="gramStart"/>
+      <w:r>
+        <w:t>GB)/..</w:t>
+      </w:r>
+      <w:proofErr w:type="gramEnd"/>
       <w:r>
         <w:br/>
-      </w:r>
-      <w:r>
-        <w:t xml:space="preserve">* </w:t>
-      </w:r>
-      <w:r>
-        <w:rPr>
-          <w:b/>
-          <w:bCs/>
+        <w:t xml:space="preserve">* </w:t>
+      </w:r>
+      <w:r>
+        <w:rPr>
+          <w:b/>
         </w:rPr>
         <w:t>Notes</w:t>
       </w:r>
@@ -683,26 +686,37 @@
         </w:numPr>
       </w:pPr>
       <w:r>
-        <w:t xml:space="preserve">* </w:t>
-      </w:r>
-      <w:r>
-        <w:rPr>
-          <w:b/>
+        <w:rPr>
           <w:bCs/>
         </w:rPr>
-        <w:t>Download Name</w:t>
-      </w:r>
-      <w:r>
-        <w:t>: [</w:t>
-      </w:r>
-      <w:r>
-        <w:t>mobygames_com_game_976_commandos_behind_enemy_lines_media</w:t>
-      </w:r>
-      <w:r>
-        <w:t>.pdf</w:t>
-      </w:r>
-      <w:r>
-        <w:t xml:space="preserve"> -&gt; </w:t>
+        <w:t>*</w:t>
+      </w:r>
+      <w:r>
+        <w:rPr>
+          <w:b/>
+        </w:rPr>
+        <w:t xml:space="preserve"> Source ID: </w:t>
+      </w:r>
+      <w:r>
+        <w:rPr>
+          <w:bCs/>
+        </w:rPr>
+        <w:t>135</w:t>
+      </w:r>
+      <w:r>
+        <w:br/>
+      </w:r>
+      <w:r>
+        <w:t xml:space="preserve">* </w:t>
+      </w:r>
+      <w:r>
+        <w:rPr>
+          <w:b/>
+        </w:rPr>
+        <w:t>Content Title</w:t>
+      </w:r>
+      <w:r>
+        <w:t xml:space="preserve">: [mobygames_com_game_976_commandos_behind_enemy_lines_media.pdf -&gt; </w:t>
       </w:r>
       <w:proofErr w:type="spellStart"/>
       <w:r>
@@ -710,25 +724,7 @@
       </w:r>
       <w:proofErr w:type="spellEnd"/>
       <w:r>
-        <w:t xml:space="preserve"> </w:t>
-      </w:r>
-      <w:r>
-        <w:t>Media</w:t>
-      </w:r>
-      <w:r>
-        <w:t xml:space="preserve"> -</w:t>
-      </w:r>
-      <w:r>
-        <w:t xml:space="preserve"> Commandos – Behind Enemy Lines</w:t>
-      </w:r>
-      <w:r>
-        <w:t>.pdf</w:t>
-      </w:r>
-      <w:r>
-        <w:t>] [</w:t>
-      </w:r>
-      <w:r>
-        <w:t xml:space="preserve">Commandos: Behind Enemy Lines - PC - Documentation 6 -&gt; </w:t>
+        <w:t xml:space="preserve"> Media - Commandos – Behind Enemy Lines.pdf] [Commandos: Behind Enemy Lines - PC - Documentation 6 -&gt; </w:t>
       </w:r>
       <w:proofErr w:type="spellStart"/>
       <w:r>
@@ -736,25 +732,21 @@
       </w:r>
       <w:proofErr w:type="spellEnd"/>
       <w:r>
-        <w:t xml:space="preserve"> Media - Commandos – Behind Enemy Lines</w:t>
-      </w:r>
-      <w:r>
-        <w:t>]</w:t>
-      </w:r>
-    </w:p>
-    <w:p>
-      <w:pPr>
-        <w:ind w:left="720"/>
-      </w:pPr>
-      <w:r>
-        <w:t xml:space="preserve">* </w:t>
-      </w:r>
-      <w:r>
-        <w:rPr>
-          <w:b/>
-          <w:bCs/>
-        </w:rPr>
-        <w:t>Download Type</w:t>
+        <w:t xml:space="preserve"> Media - Commandos – Behind Enemy Lines]</w:t>
+      </w:r>
+    </w:p>
+    <w:p>
+      <w:pPr>
+        <w:ind w:left="720"/>
+      </w:pPr>
+      <w:r>
+        <w:t xml:space="preserve">* </w:t>
+      </w:r>
+      <w:r>
+        <w:rPr>
+          <w:b/>
+        </w:rPr>
+        <w:t>Content Type</w:t>
       </w:r>
       <w:r>
         <w:t>: Document</w:t>
@@ -770,41 +762,29 @@
       <w:r>
         <w:rPr>
           <w:b/>
-          <w:bCs/>
-        </w:rPr>
-        <w:t>Source Type</w:t>
+        </w:rPr>
+        <w:t>Domain</w:t>
+      </w:r>
+      <w:r>
+        <w:t>: Entertainment</w:t>
+      </w:r>
+    </w:p>
+    <w:p>
+      <w:pPr>
+        <w:ind w:left="720"/>
+      </w:pPr>
+      <w:r>
+        <w:t xml:space="preserve">* </w:t>
+      </w:r>
+      <w:r>
+        <w:rPr>
+          <w:b/>
+        </w:rPr>
+        <w:t>Source Platform</w:t>
       </w:r>
       <w:r>
         <w:t xml:space="preserve">: </w:t>
       </w:r>
-      <w:r>
-        <w:t>Entertainment</w:t>
-      </w:r>
-    </w:p>
-    <w:p>
-      <w:pPr>
-        <w:ind w:left="720"/>
-      </w:pPr>
-      <w:r>
-        <w:t xml:space="preserve">* </w:t>
-      </w:r>
-      <w:r>
-        <w:rPr>
-          <w:b/>
-          <w:bCs/>
-        </w:rPr>
-        <w:t xml:space="preserve">Source </w:t>
-      </w:r>
-      <w:r>
-        <w:rPr>
-          <w:b/>
-          <w:bCs/>
-        </w:rPr>
-        <w:t>Platform</w:t>
-      </w:r>
-      <w:r>
-        <w:t xml:space="preserve">: </w:t>
-      </w:r>
       <w:proofErr w:type="spellStart"/>
       <w:r>
         <w:t>MobyGames</w:t>
@@ -824,9 +804,8 @@
       <w:r>
         <w:rPr>
           <w:b/>
-          <w:bCs/>
-        </w:rPr>
-        <w:t>Download Source</w:t>
+        </w:rPr>
+        <w:t>Source Reference</w:t>
       </w:r>
       <w:r>
         <w:t xml:space="preserve">: </w:t>
@@ -840,26 +819,60 @@
         </w:r>
       </w:hyperlink>
       <w:r>
+        <w:br/>
+        <w:t xml:space="preserve">* </w:t>
+      </w:r>
+      <w:r>
+        <w:rPr>
+          <w:b/>
+          <w:bCs/>
+        </w:rPr>
+        <w:t>Source Type</w:t>
+      </w:r>
+      <w:r>
+        <w:t xml:space="preserve">: </w:t>
+      </w:r>
+      <w:r>
+        <w:t>Converted</w:t>
+      </w:r>
+      <w:r>
+        <w:br/>
+        <w:t xml:space="preserve">* </w:t>
+      </w:r>
+      <w:r>
+        <w:rPr>
+          <w:b/>
+          <w:bCs/>
+        </w:rPr>
+        <w:t>Source Nature:</w:t>
+      </w:r>
+      <w:r>
         <w:t xml:space="preserve"> </w:t>
       </w:r>
       <w:r>
+        <w:t>D</w:t>
+      </w:r>
+      <w:r>
+        <w:t>igital</w:t>
+      </w:r>
+      <w:r>
+        <w:t xml:space="preserve"> </w:t>
+      </w:r>
+      <w:r>
+        <w:t xml:space="preserve"> </w:t>
+      </w:r>
+      <w:r>
         <w:br/>
-      </w:r>
-      <w:r>
-        <w:t xml:space="preserve">* </w:t>
-      </w:r>
-      <w:r>
-        <w:rPr>
-          <w:b/>
-          <w:bCs/>
-        </w:rPr>
-        <w:t>Download Server / Mirror</w:t>
-      </w:r>
-      <w:r>
-        <w:t xml:space="preserve">: </w:t>
-      </w:r>
-      <w:r>
-        <w:t>https://www.mobygames.com [</w:t>
+        <w:t xml:space="preserve">* </w:t>
+      </w:r>
+      <w:r>
+        <w:rPr>
+          <w:b/>
+        </w:rPr>
+        <w:t>Storage Host</w:t>
+      </w:r>
+      <w:r>
+        <w:t>: https://www.mobygames.com [</w:t>
       </w:r>
       <w:proofErr w:type="spellStart"/>
       <w:r>
@@ -871,20 +884,19 @@
       </w:r>
       <w:r>
         <w:br/>
-        <w:t xml:space="preserve">* </w:t>
-      </w:r>
-      <w:r>
-        <w:rPr>
-          <w:b/>
-          <w:bCs/>
-        </w:rPr>
-        <w:t>Download Method</w:t>
-      </w:r>
-      <w:r>
-        <w:t xml:space="preserve">: </w:t>
-      </w:r>
-      <w:r>
-        <w:t xml:space="preserve">Web Tool: </w:t>
+      </w:r>
+      <w:r>
+        <w:lastRenderedPageBreak/>
+        <w:t xml:space="preserve">* </w:t>
+      </w:r>
+      <w:r>
+        <w:rPr>
+          <w:b/>
+        </w:rPr>
+        <w:t>Acquisition Method</w:t>
+      </w:r>
+      <w:r>
+        <w:t xml:space="preserve">: Web Tool: </w:t>
       </w:r>
       <w:proofErr w:type="spellStart"/>
       <w:r>
@@ -905,9 +917,8 @@
       <w:r>
         <w:rPr>
           <w:b/>
-          <w:bCs/>
-        </w:rPr>
-        <w:t>Download Format</w:t>
+        </w:rPr>
+        <w:t>File Format</w:t>
       </w:r>
       <w:r>
         <w:t>: .pdf</w:t>
@@ -923,9 +934,8 @@
       <w:r>
         <w:rPr>
           <w:b/>
-          <w:bCs/>
-        </w:rPr>
-        <w:t>Download Quality</w:t>
+        </w:rPr>
+        <w:t>Content Quality</w:t>
       </w:r>
       <w:r>
         <w:t xml:space="preserve">: Medium </w:t>
@@ -936,15 +946,13 @@
         <w:ind w:left="720"/>
       </w:pPr>
       <w:r>
-        <w:lastRenderedPageBreak/>
-        <w:t xml:space="preserve">* </w:t>
-      </w:r>
-      <w:r>
-        <w:rPr>
-          <w:b/>
-          <w:bCs/>
-        </w:rPr>
-        <w:t>Download Date</w:t>
+        <w:t xml:space="preserve">* </w:t>
+      </w:r>
+      <w:r>
+        <w:rPr>
+          <w:b/>
+        </w:rPr>
+        <w:t>Acquisition Date</w:t>
       </w:r>
       <w:r>
         <w:t>: 8/28/2025</w:t>
@@ -960,16 +968,17 @@
       <w:r>
         <w:rPr>
           <w:b/>
-          <w:bCs/>
-        </w:rPr>
-        <w:t>Saved Location</w:t>
-      </w:r>
-      <w:r>
-        <w:t xml:space="preserve">: </w:t>
-      </w:r>
-      <w:r>
-        <w:t>KINGSTON Games (F:)/Games/..</w:t>
-      </w:r>
+        </w:rPr>
+        <w:t>Storage Location</w:t>
+      </w:r>
+      <w:r>
+        <w:t>: KINGSTON Games (F:)/Games</w:t>
+      </w:r>
+      <w:proofErr w:type="gramStart"/>
+      <w:r>
+        <w:t>/..</w:t>
+      </w:r>
+      <w:proofErr w:type="gramEnd"/>
       <w:r>
         <w:t xml:space="preserve"> | </w:t>
       </w:r>
@@ -987,21 +996,20 @@
       </w:r>
       <w:proofErr w:type="spellEnd"/>
       <w:r>
-        <w:t xml:space="preserve"> -&gt; Path: Games/PC/Strategy/Commandos Behind Enemy Lines (2.51 GB)/</w:t>
-      </w:r>
-      <w:r>
-        <w:t>..</w:t>
-      </w:r>
+        <w:t xml:space="preserve"> -&gt; Path: Games/PC/Strategy/Commandos Behind Enemy Lines (2.51 </w:t>
+      </w:r>
+      <w:proofErr w:type="gramStart"/>
+      <w:r>
+        <w:t>GB)/..</w:t>
+      </w:r>
+      <w:proofErr w:type="gramEnd"/>
       <w:r>
         <w:br/>
-      </w:r>
-      <w:r>
-        <w:t xml:space="preserve">* </w:t>
-      </w:r>
-      <w:r>
-        <w:rPr>
-          <w:b/>
-          <w:bCs/>
+        <w:t xml:space="preserve">* </w:t>
+      </w:r>
+      <w:r>
+        <w:rPr>
+          <w:b/>
         </w:rPr>
         <w:t>Notes</w:t>
       </w:r>
@@ -1023,26 +1031,37 @@
         </w:numPr>
       </w:pPr>
       <w:r>
-        <w:t xml:space="preserve">* </w:t>
-      </w:r>
-      <w:r>
-        <w:rPr>
-          <w:b/>
+        <w:rPr>
           <w:bCs/>
         </w:rPr>
-        <w:t>Download Name</w:t>
-      </w:r>
-      <w:r>
-        <w:t>: [</w:t>
-      </w:r>
-      <w:r>
-        <w:t>mobygames_com_game_976_commandos_behind_enemy_lines_promo</w:t>
-      </w:r>
-      <w:r>
-        <w:t>.pdf</w:t>
-      </w:r>
-      <w:r>
-        <w:t xml:space="preserve"> -&gt; </w:t>
+        <w:t>*</w:t>
+      </w:r>
+      <w:r>
+        <w:rPr>
+          <w:b/>
+        </w:rPr>
+        <w:t xml:space="preserve"> Source ID: </w:t>
+      </w:r>
+      <w:r>
+        <w:rPr>
+          <w:bCs/>
+        </w:rPr>
+        <w:t>136</w:t>
+      </w:r>
+      <w:r>
+        <w:br/>
+      </w:r>
+      <w:r>
+        <w:t xml:space="preserve">* </w:t>
+      </w:r>
+      <w:r>
+        <w:rPr>
+          <w:b/>
+        </w:rPr>
+        <w:t>Content Title</w:t>
+      </w:r>
+      <w:r>
+        <w:t xml:space="preserve">: [mobygames_com_game_976_commandos_behind_enemy_lines_promo.pdf -&gt; </w:t>
       </w:r>
       <w:proofErr w:type="spellStart"/>
       <w:r>
@@ -1050,25 +1069,7 @@
       </w:r>
       <w:proofErr w:type="spellEnd"/>
       <w:r>
-        <w:t xml:space="preserve"> </w:t>
-      </w:r>
-      <w:r>
-        <w:t>Promos</w:t>
-      </w:r>
-      <w:r>
-        <w:t xml:space="preserve"> -</w:t>
-      </w:r>
-      <w:r>
-        <w:t xml:space="preserve"> Commandos – Behind Enemy Lines</w:t>
-      </w:r>
-      <w:r>
-        <w:t>.pdf</w:t>
-      </w:r>
-      <w:r>
-        <w:t>] [</w:t>
-      </w:r>
-      <w:r>
-        <w:t xml:space="preserve">Commandos: Behind Enemy Lines - PC - Documentation 7 -&gt; </w:t>
+        <w:t xml:space="preserve"> Promos - Commandos – Behind Enemy Lines.pdf] [Commandos: Behind Enemy Lines - PC - Documentation 7 -&gt; </w:t>
       </w:r>
       <w:proofErr w:type="spellStart"/>
       <w:r>
@@ -1076,25 +1077,21 @@
       </w:r>
       <w:proofErr w:type="spellEnd"/>
       <w:r>
-        <w:t xml:space="preserve"> Promos - Commandos – Behind Enemy Lines</w:t>
-      </w:r>
-      <w:r>
-        <w:t>]</w:t>
-      </w:r>
-    </w:p>
-    <w:p>
-      <w:pPr>
-        <w:ind w:left="720"/>
-      </w:pPr>
-      <w:r>
-        <w:t xml:space="preserve">* </w:t>
-      </w:r>
-      <w:r>
-        <w:rPr>
-          <w:b/>
-          <w:bCs/>
-        </w:rPr>
-        <w:t>Download Type</w:t>
+        <w:t xml:space="preserve"> Promos - Commandos – Behind Enemy Lines]</w:t>
+      </w:r>
+    </w:p>
+    <w:p>
+      <w:pPr>
+        <w:ind w:left="720"/>
+      </w:pPr>
+      <w:r>
+        <w:t xml:space="preserve">* </w:t>
+      </w:r>
+      <w:r>
+        <w:rPr>
+          <w:b/>
+        </w:rPr>
+        <w:t>Content Type</w:t>
       </w:r>
       <w:r>
         <w:t>: Document</w:t>
@@ -1110,41 +1107,29 @@
       <w:r>
         <w:rPr>
           <w:b/>
-          <w:bCs/>
-        </w:rPr>
-        <w:t>Source Type</w:t>
+        </w:rPr>
+        <w:t>Domain</w:t>
+      </w:r>
+      <w:r>
+        <w:t>: Entertainment</w:t>
+      </w:r>
+    </w:p>
+    <w:p>
+      <w:pPr>
+        <w:ind w:left="720"/>
+      </w:pPr>
+      <w:r>
+        <w:t xml:space="preserve">* </w:t>
+      </w:r>
+      <w:r>
+        <w:rPr>
+          <w:b/>
+        </w:rPr>
+        <w:t>Source Platform</w:t>
       </w:r>
       <w:r>
         <w:t xml:space="preserve">: </w:t>
       </w:r>
-      <w:r>
-        <w:t>Entertainment</w:t>
-      </w:r>
-    </w:p>
-    <w:p>
-      <w:pPr>
-        <w:ind w:left="720"/>
-      </w:pPr>
-      <w:r>
-        <w:t xml:space="preserve">* </w:t>
-      </w:r>
-      <w:r>
-        <w:rPr>
-          <w:b/>
-          <w:bCs/>
-        </w:rPr>
-        <w:t xml:space="preserve">Source </w:t>
-      </w:r>
-      <w:r>
-        <w:rPr>
-          <w:b/>
-          <w:bCs/>
-        </w:rPr>
-        <w:t>Platform</w:t>
-      </w:r>
-      <w:r>
-        <w:t xml:space="preserve">: </w:t>
-      </w:r>
       <w:proofErr w:type="spellStart"/>
       <w:r>
         <w:t>MobyGames</w:t>
@@ -1164,9 +1149,8 @@
       <w:r>
         <w:rPr>
           <w:b/>
-          <w:bCs/>
-        </w:rPr>
-        <w:t>Download Source</w:t>
+        </w:rPr>
+        <w:t>Source Reference</w:t>
       </w:r>
       <w:r>
         <w:t xml:space="preserve">: </w:t>
@@ -1180,26 +1164,57 @@
         </w:r>
       </w:hyperlink>
       <w:r>
+        <w:br/>
+        <w:t xml:space="preserve">* </w:t>
+      </w:r>
+      <w:r>
+        <w:rPr>
+          <w:b/>
+          <w:bCs/>
+        </w:rPr>
+        <w:t>Source Type</w:t>
+      </w:r>
+      <w:r>
+        <w:t xml:space="preserve">: </w:t>
+      </w:r>
+      <w:r>
+        <w:t>Converted</w:t>
+      </w:r>
+      <w:r>
+        <w:br/>
+        <w:t xml:space="preserve">* </w:t>
+      </w:r>
+      <w:r>
+        <w:rPr>
+          <w:b/>
+          <w:bCs/>
+        </w:rPr>
+        <w:t>Source Nature:</w:t>
+      </w:r>
+      <w:r>
         <w:t xml:space="preserve"> </w:t>
       </w:r>
       <w:r>
+        <w:t>D</w:t>
+      </w:r>
+      <w:r>
+        <w:t>igital</w:t>
+      </w:r>
+      <w:r>
+        <w:t xml:space="preserve"> </w:t>
+      </w:r>
+      <w:r>
         <w:br/>
-      </w:r>
-      <w:r>
-        <w:t xml:space="preserve">* </w:t>
-      </w:r>
-      <w:r>
-        <w:rPr>
-          <w:b/>
-          <w:bCs/>
-        </w:rPr>
-        <w:t>Download Server / Mirror</w:t>
-      </w:r>
-      <w:r>
-        <w:t xml:space="preserve">: </w:t>
-      </w:r>
-      <w:r>
-        <w:t>https://www.mobygames.com [</w:t>
+        <w:t xml:space="preserve">* </w:t>
+      </w:r>
+      <w:r>
+        <w:rPr>
+          <w:b/>
+        </w:rPr>
+        <w:t>Storage Host</w:t>
+      </w:r>
+      <w:r>
+        <w:t>: https://www.mobygames.com [</w:t>
       </w:r>
       <w:proofErr w:type="spellStart"/>
       <w:r>
@@ -1216,15 +1231,11 @@
       <w:r>
         <w:rPr>
           <w:b/>
-          <w:bCs/>
-        </w:rPr>
-        <w:t>Download Method</w:t>
-      </w:r>
-      <w:r>
-        <w:t xml:space="preserve">: </w:t>
-      </w:r>
-      <w:r>
-        <w:t xml:space="preserve">Web Tool: </w:t>
+        </w:rPr>
+        <w:t>Acquisition Method</w:t>
+      </w:r>
+      <w:r>
+        <w:t xml:space="preserve">: Web Tool: </w:t>
       </w:r>
       <w:proofErr w:type="spellStart"/>
       <w:r>
@@ -1245,9 +1256,8 @@
       <w:r>
         <w:rPr>
           <w:b/>
-          <w:bCs/>
-        </w:rPr>
-        <w:t>Download Format</w:t>
+        </w:rPr>
+        <w:t>File Format</w:t>
       </w:r>
       <w:r>
         <w:t>: .pdf</w:t>
@@ -1263,9 +1273,8 @@
       <w:r>
         <w:rPr>
           <w:b/>
-          <w:bCs/>
-        </w:rPr>
-        <w:t>Download Quality</w:t>
+        </w:rPr>
+        <w:t>Content Quality</w:t>
       </w:r>
       <w:r>
         <w:t xml:space="preserve">: Medium </w:t>
@@ -1281,9 +1290,8 @@
       <w:r>
         <w:rPr>
           <w:b/>
-          <w:bCs/>
-        </w:rPr>
-        <w:t>Download Date</w:t>
+        </w:rPr>
+        <w:t>Acquisition Date</w:t>
       </w:r>
       <w:r>
         <w:t>: 8/28/2025</w:t>
@@ -1299,16 +1307,17 @@
       <w:r>
         <w:rPr>
           <w:b/>
-          <w:bCs/>
-        </w:rPr>
-        <w:t>Saved Location</w:t>
-      </w:r>
-      <w:r>
-        <w:t xml:space="preserve">: </w:t>
-      </w:r>
-      <w:r>
-        <w:t>KINGSTON Games (F:)/Games/..</w:t>
-      </w:r>
+        </w:rPr>
+        <w:t>Storage Location</w:t>
+      </w:r>
+      <w:r>
+        <w:t>: KINGSTON Games (F:)/Games</w:t>
+      </w:r>
+      <w:proofErr w:type="gramStart"/>
+      <w:r>
+        <w:t>/..</w:t>
+      </w:r>
+      <w:proofErr w:type="gramEnd"/>
       <w:r>
         <w:t xml:space="preserve"> | </w:t>
       </w:r>
@@ -1326,21 +1335,24 @@
       </w:r>
       <w:proofErr w:type="spellEnd"/>
       <w:r>
-        <w:t xml:space="preserve"> -&gt; Path: Games/PC/Strategy/Commandos Behind Enemy Lines (2.51 GB)/</w:t>
-      </w:r>
-      <w:r>
-        <w:t>..</w:t>
-      </w:r>
+        <w:t xml:space="preserve"> -&gt; Path: </w:t>
+      </w:r>
+      <w:r>
+        <w:lastRenderedPageBreak/>
+        <w:t xml:space="preserve">Games/PC/Strategy/Commandos Behind Enemy Lines (2.51 </w:t>
+      </w:r>
+      <w:proofErr w:type="gramStart"/>
+      <w:r>
+        <w:t>GB)/..</w:t>
+      </w:r>
+      <w:proofErr w:type="gramEnd"/>
       <w:r>
         <w:br/>
-      </w:r>
-      <w:r>
-        <w:t xml:space="preserve">* </w:t>
-      </w:r>
-      <w:r>
-        <w:rPr>
-          <w:b/>
-          <w:bCs/>
+        <w:t xml:space="preserve">* </w:t>
+      </w:r>
+      <w:r>
+        <w:rPr>
+          <w:b/>
         </w:rPr>
         <w:t>Notes</w:t>
       </w:r>
@@ -2384,6 +2396,18 @@
       <w:u w:val="single"/>
     </w:rPr>
   </w:style>
+  <w:style w:type="character" w:styleId="UnresolvedMention">
+    <w:name w:val="Unresolved Mention"/>
+    <w:basedOn w:val="DefaultParagraphFont"/>
+    <w:uiPriority w:val="99"/>
+    <w:semiHidden/>
+    <w:unhideWhenUsed/>
+    <w:rsid w:val="00591A98"/>
+    <w:rPr>
+      <w:color w:val="605E5C"/>
+      <w:shd w:val="clear" w:color="auto" w:fill="E1DFDD"/>
+    </w:rPr>
+  </w:style>
 </w:styles>
 </file>
 
